--- a/resources/form_templates/estandar/Caratula_Sobre_B.docx
+++ b/resources/form_templates/estandar/Caratula_Sobre_B.docx
@@ -83,7 +83,7 @@
           <w:szCs w:val="32"/>
           <w:lang w:val="en-US"/>
         </w:rPr>
-        <w:t xml:space="preserve">[Sello de su empresa]</w:t>
+        <w:t xml:space="preserve">${img_sello}</w:t>
       </w:r>
     </w:p>
     <w:p>
@@ -105,7 +105,7 @@
           <w:szCs w:val="32"/>
           <w:lang w:val="en-US"/>
         </w:rPr>
-        <w:t xml:space="preserve">[Firma del gerente de su empresa]</w:t>
+        <w:t xml:space="preserve">${img_firma}</w:t>
       </w:r>
     </w:p>
     <w:p>
@@ -434,7 +434,7 @@
     </w:pPr>
     <w:proofErr w:type="gramStart"/>
     <w:r>
-      <w:t xml:space="preserve">[Logo de su empresa]</w:t>
+      <w:t xml:space="preserve">${img_logo}</w:t>
     </w:r>
   </w:p>
   <w:p>
